--- a/entregables/clientes/NostraContentAgreement_AEofMiami_EN.docx
+++ b/entregables/clientes/NostraContentAgreement_AEofMiami_EN.docx
@@ -1594,7 +1594,7 @@
           <w:sz w:val="21"/>
           <w:szCs w:val="21"/>
         </w:rPr>
-        <w:t xml:space="preserve">President/Owner of AE of Miami:</w:t>
+        <w:t xml:space="preserve">AE of Miami Representative:</w:t>
       </w:r>
     </w:p>
     <w:p>
